--- a/c09/FILM-Excel-09-Legare.docx
+++ b/c09/FILM-Excel-09-Legare.docx
@@ -8,7 +8,7 @@
           <w:b/>
           <w:sz w:val="44"/>
         </w:rPr>
-        <w:t>FILM · C09 RELAȚII</w:t>
+        <w:t>FILM · C09 LEGAREA TABELELOR</w:t>
       </w:r>
     </w:p>
     <w:p>
@@ -519,7 +519,7 @@
           <w:rFonts w:ascii="Calibri" w:hAnsi="Calibri"/>
           <w:sz w:val="20"/>
         </w:rPr>
-        <w:t>Constructia 09 RELAȚII preia setul de la constructia precedenta. C08 a cartografiat ecosistemul: stim cu cine se leaga fiecare cod. Acum activam legaturile ca model real, interogabil.</w:t>
+        <w:t>Constructia 09 LEGAREA TABELELOR preia setul de la constructia precedenta. C08 a cartografiat ecosistemul: stim cu cine se leaga fiecare cod. Acum activam legaturile ca model real, interogabil.</w:t>
       </w:r>
     </w:p>
     <w:p>
@@ -2081,7 +2081,7 @@
           <w:rFonts w:ascii="Calibri" w:hAnsi="Calibri"/>
           <w:sz w:val="20"/>
         </w:rPr>
-        <w:t>Pack 02 Excel · Constructia 09 RELAȚII.</w:t>
+        <w:t>Pack 02 Excel · Constructia 09 LEGAREA TABELELOR.</w:t>
       </w:r>
     </w:p>
     <w:p>
